--- a/素材/效果类项目素材/轻量通勤双肩包/轻量通勤双肩包资料包.docx
+++ b/素材/效果类项目素材/轻量通勤双肩包/轻量通勤双肩包资料包.docx
@@ -4,538 +4,591 @@
   <w:body>
     <w:p>
       <w:pPr>
-        <w:keepNext/>
-        <w:spacing w:after="80"/>
-        <w:jc w:val="left"/>
+        <w:pStyle w:val="Title"/>
       </w:pPr>
       <w:r>
-        <w:rPr>
-          <w:rFonts w:ascii="Microsoft YaHei" w:hAnsi="Microsoft YaHei" w:eastAsia="Microsoft YaHei"/>
-          <w:b/>
-          <w:color w:val="253247"/>
-          <w:sz w:val="42"/>
-        </w:rPr>
-        <w:t>轻量通勤双肩包产品素材制作信息</w:t>
+        <w:t>轻量通勤双肩包产品资料包</w:t>
       </w:r>
     </w:p>
     <w:p>
       <w:pPr>
-        <w:spacing w:after="240"/>
+        <w:pStyle w:val="DocumentSubtitle"/>
       </w:pPr>
       <w:r>
-        <w:rPr>
-          <w:rFonts w:ascii="Microsoft YaHei" w:hAnsi="Microsoft YaHei" w:eastAsia="Microsoft YaHei"/>
-          <w:b/>
-          <w:color w:val="C4552D"/>
-          <w:sz w:val="20"/>
-        </w:rPr>
         <w:t>效果类项目素材资料</w:t>
       </w:r>
     </w:p>
     <w:p>
       <w:pPr>
-        <w:spacing w:before="40" w:after="240" w:line="324" w:lineRule="auto"/>
-        <w:ind w:left="198" w:right="198"/>
-        <w:shd w:val="clear" w:color="auto" w:fill="FFF5EF"/>
+        <w:spacing w:after="180"/>
+      </w:pPr>
+      <w:r>
+        <w:t>本资料包只记录已确认的产品基础信息和可直接用于素材创意的卖点事实。Prompt 数量、片段时长、视觉风格、投放渠道和禁用元素在 Prompt 节点配置；画幅、分辨率和生成模型能力在视频渲染节点配置。</w:t>
+      </w:r>
+    </w:p>
+    <w:p>
+      <w:pPr>
+        <w:pStyle w:val="Heading1"/>
+      </w:pPr>
+      <w:r>
+        <w:t>产品基础信息</w:t>
+      </w:r>
+    </w:p>
+    <w:tbl>
+      <w:tblPr>
+        <w:tblW w:type="auto" w:w="0"/>
+        <w:tblLayout w:type="fixed"/>
+        <w:tblLook w:firstColumn="1" w:firstRow="1" w:lastColumn="0" w:lastRow="0" w:noHBand="0" w:noVBand="1" w:val="04A0"/>
+        <w:tblBorders>
+          <w:top w:val="single" w:sz="6" w:color="D9D9D9"/>
+          <w:left w:val="single" w:sz="6" w:color="D9D9D9"/>
+          <w:bottom w:val="single" w:sz="6" w:color="D9D9D9"/>
+          <w:right w:val="single" w:sz="6" w:color="D9D9D9"/>
+          <w:insideH w:val="single" w:sz="6" w:color="D9D9D9"/>
+          <w:insideV w:val="single" w:sz="6" w:color="D9D9D9"/>
+        </w:tblBorders>
+      </w:tblPr>
+      <w:tblGrid>
+        <w:gridCol w:w="4762"/>
+        <w:gridCol w:w="4762"/>
+      </w:tblGrid>
+      <w:tr>
+        <w:tc>
+          <w:tcPr>
+            <w:tcW w:type="dxa" w:w="1814"/>
+            <w:vAlign w:val="center"/>
+            <w:shd w:fill="EEF3F9"/>
+            <w:tcMar>
+              <w:top w:w="100" w:type="dxa"/>
+              <w:start w:w="120" w:type="dxa"/>
+              <w:bottom w:w="100" w:type="dxa"/>
+              <w:end w:w="120" w:type="dxa"/>
+            </w:tcMar>
+          </w:tcPr>
+          <w:p>
+            <w:pPr>
+              <w:spacing w:after="0"/>
+              <w:jc w:val="center"/>
+            </w:pPr>
+            <w:r>
+              <w:rPr>
+                <w:rFonts w:ascii="Microsoft YaHei" w:hAnsi="Microsoft YaHei" w:eastAsia="Microsoft YaHei"/>
+                <w:b/>
+                <w:color w:val="000000"/>
+                <w:sz w:val="20"/>
+              </w:rPr>
+              <w:t>产品品类</w:t>
+            </w:r>
+          </w:p>
+        </w:tc>
+        <w:tc>
+          <w:tcPr>
+            <w:tcW w:type="dxa" w:w="7483"/>
+            <w:vAlign w:val="center"/>
+            <w:tcMar>
+              <w:top w:w="100" w:type="dxa"/>
+              <w:start w:w="120" w:type="dxa"/>
+              <w:bottom w:w="100" w:type="dxa"/>
+              <w:end w:w="120" w:type="dxa"/>
+            </w:tcMar>
+          </w:tcPr>
+          <w:p>
+            <w:pPr>
+              <w:spacing w:after="0"/>
+            </w:pPr>
+            <w:r>
+              <w:rPr>
+                <w:rFonts w:ascii="Microsoft YaHei" w:hAnsi="Microsoft YaHei" w:eastAsia="Microsoft YaHei"/>
+                <w:b w:val="0"/>
+                <w:color w:val="000000"/>
+                <w:sz w:val="20"/>
+              </w:rPr>
+              <w:t>城市通勤箱包</w:t>
+            </w:r>
+          </w:p>
+        </w:tc>
+      </w:tr>
+      <w:tr>
+        <w:tc>
+          <w:tcPr>
+            <w:tcW w:type="dxa" w:w="1814"/>
+            <w:vAlign w:val="center"/>
+            <w:shd w:fill="EEF3F9"/>
+            <w:tcMar>
+              <w:top w:w="100" w:type="dxa"/>
+              <w:start w:w="120" w:type="dxa"/>
+              <w:bottom w:w="100" w:type="dxa"/>
+              <w:end w:w="120" w:type="dxa"/>
+            </w:tcMar>
+          </w:tcPr>
+          <w:p>
+            <w:pPr>
+              <w:spacing w:after="0"/>
+              <w:jc w:val="center"/>
+            </w:pPr>
+            <w:r>
+              <w:rPr>
+                <w:rFonts w:ascii="Microsoft YaHei" w:hAnsi="Microsoft YaHei" w:eastAsia="Microsoft YaHei"/>
+                <w:b/>
+                <w:color w:val="000000"/>
+                <w:sz w:val="20"/>
+              </w:rPr>
+              <w:t>产品名称</w:t>
+            </w:r>
+          </w:p>
+        </w:tc>
+        <w:tc>
+          <w:tcPr>
+            <w:tcW w:type="dxa" w:w="7483"/>
+            <w:vAlign w:val="center"/>
+            <w:tcMar>
+              <w:top w:w="100" w:type="dxa"/>
+              <w:start w:w="120" w:type="dxa"/>
+              <w:bottom w:w="100" w:type="dxa"/>
+              <w:end w:w="120" w:type="dxa"/>
+            </w:tcMar>
+          </w:tcPr>
+          <w:p>
+            <w:pPr>
+              <w:spacing w:after="0"/>
+            </w:pPr>
+            <w:r>
+              <w:rPr>
+                <w:rFonts w:ascii="Microsoft YaHei" w:hAnsi="Microsoft YaHei" w:eastAsia="Microsoft YaHei"/>
+                <w:b w:val="0"/>
+                <w:color w:val="000000"/>
+                <w:sz w:val="20"/>
+              </w:rPr>
+              <w:t>轻量通勤双肩包</w:t>
+            </w:r>
+          </w:p>
+        </w:tc>
+      </w:tr>
+      <w:tr>
+        <w:tc>
+          <w:tcPr>
+            <w:tcW w:type="dxa" w:w="1814"/>
+            <w:vAlign w:val="center"/>
+            <w:shd w:fill="EEF3F9"/>
+            <w:tcMar>
+              <w:top w:w="100" w:type="dxa"/>
+              <w:start w:w="120" w:type="dxa"/>
+              <w:bottom w:w="100" w:type="dxa"/>
+              <w:end w:w="120" w:type="dxa"/>
+            </w:tcMar>
+          </w:tcPr>
+          <w:p>
+            <w:pPr>
+              <w:spacing w:after="0"/>
+              <w:jc w:val="center"/>
+            </w:pPr>
+            <w:r>
+              <w:rPr>
+                <w:rFonts w:ascii="Microsoft YaHei" w:hAnsi="Microsoft YaHei" w:eastAsia="Microsoft YaHei"/>
+                <w:b/>
+                <w:color w:val="000000"/>
+                <w:sz w:val="20"/>
+              </w:rPr>
+              <w:t>核心规格</w:t>
+            </w:r>
+          </w:p>
+        </w:tc>
+        <w:tc>
+          <w:tcPr>
+            <w:tcW w:type="dxa" w:w="7483"/>
+            <w:vAlign w:val="center"/>
+            <w:tcMar>
+              <w:top w:w="100" w:type="dxa"/>
+              <w:start w:w="120" w:type="dxa"/>
+              <w:bottom w:w="100" w:type="dxa"/>
+              <w:end w:w="120" w:type="dxa"/>
+            </w:tcMar>
+          </w:tcPr>
+          <w:p>
+            <w:pPr>
+              <w:spacing w:after="0"/>
+            </w:pPr>
+            <w:r>
+              <w:rPr>
+                <w:rFonts w:ascii="Microsoft YaHei" w:hAnsi="Microsoft YaHei" w:eastAsia="Microsoft YaHei"/>
+                <w:b w:val="0"/>
+                <w:color w:val="000000"/>
+                <w:sz w:val="20"/>
+              </w:rPr>
+              <w:t>18L 容量，适配 15.6 英寸笔记本电脑</w:t>
+            </w:r>
+          </w:p>
+        </w:tc>
+      </w:tr>
+      <w:tr>
+        <w:tc>
+          <w:tcPr>
+            <w:tcW w:type="dxa" w:w="1814"/>
+            <w:vAlign w:val="center"/>
+            <w:shd w:fill="EEF3F9"/>
+            <w:tcMar>
+              <w:top w:w="100" w:type="dxa"/>
+              <w:start w:w="120" w:type="dxa"/>
+              <w:bottom w:w="100" w:type="dxa"/>
+              <w:end w:w="120" w:type="dxa"/>
+            </w:tcMar>
+          </w:tcPr>
+          <w:p>
+            <w:pPr>
+              <w:spacing w:after="0"/>
+              <w:jc w:val="center"/>
+            </w:pPr>
+            <w:r>
+              <w:rPr>
+                <w:rFonts w:ascii="Microsoft YaHei" w:hAnsi="Microsoft YaHei" w:eastAsia="Microsoft YaHei"/>
+                <w:b/>
+                <w:color w:val="000000"/>
+                <w:sz w:val="20"/>
+              </w:rPr>
+              <w:t>价格带</w:t>
+            </w:r>
+          </w:p>
+        </w:tc>
+        <w:tc>
+          <w:tcPr>
+            <w:tcW w:type="dxa" w:w="7483"/>
+            <w:vAlign w:val="center"/>
+            <w:tcMar>
+              <w:top w:w="100" w:type="dxa"/>
+              <w:start w:w="120" w:type="dxa"/>
+              <w:bottom w:w="100" w:type="dxa"/>
+              <w:end w:w="120" w:type="dxa"/>
+            </w:tcMar>
+          </w:tcPr>
+          <w:p>
+            <w:pPr>
+              <w:spacing w:after="0"/>
+            </w:pPr>
+            <w:r>
+              <w:rPr>
+                <w:rFonts w:ascii="Microsoft YaHei" w:hAnsi="Microsoft YaHei" w:eastAsia="Microsoft YaHei"/>
+                <w:b w:val="0"/>
+                <w:color w:val="000000"/>
+                <w:sz w:val="20"/>
+              </w:rPr>
+              <w:t>219 元/个</w:t>
+            </w:r>
+          </w:p>
+        </w:tc>
+      </w:tr>
+      <w:tr>
+        <w:tc>
+          <w:tcPr>
+            <w:tcW w:type="dxa" w:w="1814"/>
+            <w:vAlign w:val="center"/>
+            <w:shd w:fill="EEF3F9"/>
+            <w:tcMar>
+              <w:top w:w="100" w:type="dxa"/>
+              <w:start w:w="120" w:type="dxa"/>
+              <w:bottom w:w="100" w:type="dxa"/>
+              <w:end w:w="120" w:type="dxa"/>
+            </w:tcMar>
+          </w:tcPr>
+          <w:p>
+            <w:pPr>
+              <w:spacing w:after="0"/>
+              <w:jc w:val="center"/>
+            </w:pPr>
+            <w:r>
+              <w:rPr>
+                <w:rFonts w:ascii="Microsoft YaHei" w:hAnsi="Microsoft YaHei" w:eastAsia="Microsoft YaHei"/>
+                <w:b/>
+                <w:color w:val="000000"/>
+                <w:sz w:val="20"/>
+              </w:rPr>
+              <w:t>核心外观特征</w:t>
+            </w:r>
+          </w:p>
+        </w:tc>
+        <w:tc>
+          <w:tcPr>
+            <w:tcW w:type="dxa" w:w="7483"/>
+            <w:vAlign w:val="center"/>
+            <w:tcMar>
+              <w:top w:w="100" w:type="dxa"/>
+              <w:start w:w="120" w:type="dxa"/>
+              <w:bottom w:w="100" w:type="dxa"/>
+              <w:end w:w="120" w:type="dxa"/>
+            </w:tcMar>
+          </w:tcPr>
+          <w:p>
+            <w:pPr>
+              <w:spacing w:after="0"/>
+            </w:pPr>
+            <w:r>
+              <w:rPr>
+                <w:rFonts w:ascii="Microsoft YaHei" w:hAnsi="Microsoft YaHei" w:eastAsia="Microsoft YaHei"/>
+                <w:b w:val="0"/>
+                <w:color w:val="000000"/>
+                <w:sz w:val="20"/>
+              </w:rPr>
+              <w:t>包体为低饱和蓝灰色圆角长方形，采用细密防泼水织物和隐藏式涂层拉链；背部配置宽肩带、透气网布和行李箱固定带，侧面设水杯袋。</w:t>
+            </w:r>
+          </w:p>
+        </w:tc>
+      </w:tr>
+    </w:tbl>
+    <w:p>
+      <w:pPr>
+        <w:pStyle w:val="Heading1"/>
+      </w:pPr>
+      <w:r>
+        <w:t>卖点</w:t>
+      </w:r>
+    </w:p>
+    <w:p>
+      <w:pPr>
+        <w:pStyle w:val="ListNumber"/>
+        <w:spacing w:after="80"/>
+        <w:ind w:left="408" w:hanging="255"/>
       </w:pPr>
       <w:r>
         <w:rPr>
           <w:rFonts w:ascii="Microsoft YaHei" w:hAnsi="Microsoft YaHei" w:eastAsia="Microsoft YaHei"/>
           <w:b w:val="0"/>
-          <w:color w:val="667085"/>
-          <w:sz w:val="19"/>
+          <w:color w:val="000000"/>
+          <w:sz w:val="21"/>
         </w:rPr>
-        <w:t>说明：本资料包只填写产品基础、卖点、用户与场景信息。Prompt 数量、片段时长、视觉风格、投放渠道和禁用元素在 Prompt 生成节点配置；画幅、分辨率和 Seedance 能力在视频渲染节点配置。</w:t>
+        <w:t>独立缓冲电脑层适配 15.6 英寸笔记本电脑。</w:t>
       </w:r>
     </w:p>
     <w:p>
       <w:pPr>
-        <w:pStyle w:val="Heading1"/>
-        <w:pBdr>
-          <w:bottom w:val="single" w:sz="8" w:space="4" w:color="E6C8BA"/>
-        </w:pBdr>
-      </w:pPr>
-      <w:r>
-        <w:t>产品基础层</w:t>
-      </w:r>
-    </w:p>
-    <w:p>
-      <w:pPr>
-        <w:pStyle w:val="Heading2"/>
-      </w:pPr>
-      <w:r>
-        <w:t>品类</w:t>
-      </w:r>
-    </w:p>
-    <w:p>
-      <w:pPr>
-        <w:pStyle w:val="FieldValue"/>
-      </w:pPr>
-      <w:r>
-        <w:t>城市通勤箱包</w:t>
-      </w:r>
-    </w:p>
-    <w:p>
-      <w:pPr>
-        <w:pStyle w:val="Heading2"/>
-      </w:pPr>
-      <w:r>
-        <w:t>产品名称</w:t>
-      </w:r>
-    </w:p>
-    <w:p>
-      <w:pPr>
-        <w:pStyle w:val="FieldValue"/>
-      </w:pPr>
-      <w:r>
-        <w:t>轻量通勤双肩包</w:t>
-      </w:r>
-    </w:p>
-    <w:p>
-      <w:pPr>
-        <w:pStyle w:val="Heading2"/>
-      </w:pPr>
-      <w:r>
-        <w:t>核心规格</w:t>
-      </w:r>
-    </w:p>
-    <w:p>
-      <w:pPr>
-        <w:pStyle w:val="FieldValue"/>
-      </w:pPr>
-      <w:r>
-        <w:t>18L 容量，适配 15.6 英寸笔记本电脑</w:t>
-      </w:r>
-    </w:p>
-    <w:p>
-      <w:pPr>
-        <w:pStyle w:val="Heading2"/>
-      </w:pPr>
-      <w:r>
-        <w:t>价格带</w:t>
-      </w:r>
-    </w:p>
-    <w:p>
-      <w:pPr>
-        <w:pStyle w:val="FieldValue"/>
-      </w:pPr>
-      <w:r>
-        <w:t>219 元/个</w:t>
-      </w:r>
-    </w:p>
-    <w:p>
-      <w:pPr>
-        <w:pStyle w:val="Heading2"/>
-      </w:pPr>
-      <w:r>
-        <w:t>核心外观特征</w:t>
-      </w:r>
-    </w:p>
-    <w:p>
-      <w:pPr>
-        <w:pStyle w:val="FieldValue"/>
-      </w:pPr>
-      <w:r>
-        <w:t>包体为低饱和蓝灰色圆角长方形，采用细密防泼水织物和隐藏式涂层拉链；背部配置宽肩带、透气网布和行李箱固定带，侧面设水杯袋。</w:t>
-      </w:r>
-    </w:p>
-    <w:p>
-      <w:pPr>
-        <w:pStyle w:val="Heading1"/>
-        <w:pBdr>
-          <w:bottom w:val="single" w:sz="8" w:space="4" w:color="E6C8BA"/>
-        </w:pBdr>
-      </w:pPr>
-      <w:r>
-        <w:t>卖点分层</w:t>
-      </w:r>
-    </w:p>
-    <w:p>
-      <w:pPr>
-        <w:pStyle w:val="Heading2"/>
-      </w:pPr>
-      <w:r>
-        <w:t>核心卖点</w:t>
-      </w:r>
-    </w:p>
-    <w:p>
-      <w:pPr>
-        <w:pStyle w:val="ListBullet"/>
-      </w:pPr>
-      <w:r>
-        <w:t>独立缓冲电脑层适配 15.6 英寸设备</w:t>
-      </w:r>
-    </w:p>
-    <w:p>
-      <w:pPr>
-        <w:pStyle w:val="ListBullet"/>
-      </w:pPr>
-      <w:r>
-        <w:t>18L 主仓与内袋形成清晰分区收纳</w:t>
-      </w:r>
-    </w:p>
-    <w:p>
-      <w:pPr>
-        <w:pStyle w:val="ListBullet"/>
-      </w:pPr>
-      <w:r>
-        <w:t>防泼水织物适应日常通勤天气变化</w:t>
-      </w:r>
-    </w:p>
-    <w:p>
-      <w:pPr>
-        <w:pStyle w:val="Heading2"/>
-      </w:pPr>
-      <w:r>
-        <w:t>次要卖点</w:t>
-      </w:r>
-    </w:p>
-    <w:p>
-      <w:pPr>
-        <w:pStyle w:val="ListBullet"/>
-      </w:pPr>
-      <w:r>
-        <w:t>低饱和蓝灰色简洁外观</w:t>
-      </w:r>
-    </w:p>
-    <w:p>
-      <w:pPr>
-        <w:pStyle w:val="ListBullet"/>
-      </w:pPr>
-      <w:r>
-        <w:t>宽幅软垫肩带分散背负压力</w:t>
-      </w:r>
-    </w:p>
-    <w:p>
-      <w:pPr>
-        <w:pStyle w:val="ListBullet"/>
-      </w:pPr>
-      <w:r>
-        <w:t>侧面水杯袋便于随手取用</w:t>
-      </w:r>
-    </w:p>
-    <w:p>
-      <w:pPr>
-        <w:pStyle w:val="ListBullet"/>
-      </w:pPr>
-      <w:r>
-        <w:t>背部行李箱固定带适合短途出差</w:t>
-      </w:r>
-    </w:p>
-    <w:p>
-      <w:pPr>
-        <w:pStyle w:val="Heading2"/>
-      </w:pPr>
-      <w:r>
-        <w:t>辅助信任背书</w:t>
-      </w:r>
-    </w:p>
-    <w:p>
-      <w:pPr>
-        <w:pStyle w:val="FieldValue"/>
-      </w:pPr>
-      <w:r>
-        <w:t>暂无。</w:t>
-      </w:r>
-    </w:p>
-    <w:p>
-      <w:pPr>
-        <w:pStyle w:val="Heading1"/>
-        <w:pBdr>
-          <w:bottom w:val="single" w:sz="8" w:space="4" w:color="E6C8BA"/>
-        </w:pBdr>
-      </w:pPr>
-      <w:r>
-        <w:t>用户层</w:t>
-      </w:r>
-    </w:p>
-    <w:p>
-      <w:pPr>
-        <w:pStyle w:val="Heading2"/>
-      </w:pPr>
-      <w:r>
-        <w:t>目标受众画像</w:t>
-      </w:r>
-    </w:p>
-    <w:p>
-      <w:pPr>
-        <w:pStyle w:val="ListBullet"/>
-      </w:pPr>
-      <w:r>
-        <w:t>携带电脑上下班的城市职场人</w:t>
-      </w:r>
-    </w:p>
-    <w:p>
-      <w:pPr>
-        <w:pStyle w:val="ListBullet"/>
-      </w:pPr>
-      <w:r>
-        <w:t>研究生与高年级学生</w:t>
-      </w:r>
-    </w:p>
-    <w:p>
-      <w:pPr>
-        <w:pStyle w:val="ListBullet"/>
-      </w:pPr>
-      <w:r>
-        <w:t>有短途出差需求的通勤者</w:t>
-      </w:r>
-    </w:p>
-    <w:p>
-      <w:pPr>
-        <w:pStyle w:val="ListBullet"/>
-      </w:pPr>
-      <w:r>
-        <w:t>偏好简洁无明显品牌设计的消费者</w:t>
-      </w:r>
-    </w:p>
-    <w:p>
-      <w:pPr>
-        <w:pStyle w:val="Heading2"/>
-      </w:pPr>
-      <w:r>
-        <w:t>核心痛点</w:t>
-      </w:r>
-    </w:p>
-    <w:p>
-      <w:pPr>
-        <w:pStyle w:val="ListBullet"/>
-      </w:pPr>
-      <w:r>
-        <w:t>电脑与随身物品混放，取用和保护不方便</w:t>
-      </w:r>
-    </w:p>
-    <w:p>
-      <w:pPr>
-        <w:pStyle w:val="ListBullet"/>
-      </w:pPr>
-      <w:r>
-        <w:t>传统商务包体积厚重，长时间背负容易疲累</w:t>
-      </w:r>
-    </w:p>
-    <w:p>
-      <w:pPr>
-        <w:pStyle w:val="ListBullet"/>
-      </w:pPr>
-      <w:r>
-        <w:t>通勤遇到小雨或机场移动时，希望兼顾电子设备保护与行李箱配合</w:t>
-      </w:r>
-    </w:p>
-    <w:p>
-      <w:pPr>
-        <w:pStyle w:val="Heading2"/>
-      </w:pPr>
-      <w:r>
-        <w:t>决策动因</w:t>
-      </w:r>
-    </w:p>
-    <w:p>
-      <w:pPr>
-        <w:pStyle w:val="ListBullet"/>
-      </w:pPr>
-      <w:r>
-        <w:t>关注电脑层缓冲和尺寸适配</w:t>
-      </w:r>
-    </w:p>
-    <w:p>
-      <w:pPr>
-        <w:pStyle w:val="ListBullet"/>
-      </w:pPr>
-      <w:r>
-        <w:t>看重主仓与小物分区是否清晰</w:t>
-      </w:r>
-    </w:p>
-    <w:p>
-      <w:pPr>
-        <w:pStyle w:val="ListBullet"/>
-      </w:pPr>
-      <w:r>
-        <w:t>需要面料应对日常轻微泼水</w:t>
-      </w:r>
-    </w:p>
-    <w:p>
-      <w:pPr>
-        <w:pStyle w:val="ListBullet"/>
-      </w:pPr>
-      <w:r>
-        <w:t>重视肩带舒适度与行李箱固定方式</w:t>
-      </w:r>
-    </w:p>
-    <w:p>
-      <w:pPr>
-        <w:pStyle w:val="Heading2"/>
-      </w:pPr>
-      <w:r>
-        <w:t>营销目标</w:t>
-      </w:r>
-    </w:p>
-    <w:p>
-      <w:pPr>
-        <w:pStyle w:val="FieldValue"/>
-      </w:pPr>
-      <w:r>
-        <w:t>通过电脑收纳细节、简洁包型和城市通勤场景，表现工作物品有序随行的价值，提升通勤箱包购买意愿。</w:t>
-      </w:r>
-    </w:p>
-    <w:p>
-      <w:pPr>
-        <w:pStyle w:val="Heading1"/>
-        <w:pBdr>
-          <w:bottom w:val="single" w:sz="8" w:space="4" w:color="E6C8BA"/>
-        </w:pBdr>
-      </w:pPr>
-      <w:r>
-        <w:t>场景层</w:t>
-      </w:r>
-    </w:p>
-    <w:p>
-      <w:pPr>
-        <w:pStyle w:val="Heading2"/>
-      </w:pPr>
-      <w:r>
-        <w:t>核心使用场景</w:t>
-      </w:r>
-    </w:p>
-    <w:p>
-      <w:pPr>
-        <w:pStyle w:val="ListBullet"/>
-      </w:pPr>
-      <w:r>
-        <w:t>地铁上下班通勤</w:t>
-      </w:r>
-    </w:p>
-    <w:p>
-      <w:pPr>
-        <w:pStyle w:val="ListBullet"/>
-      </w:pPr>
-      <w:r>
-        <w:t>办公室与共享工位</w:t>
-      </w:r>
-    </w:p>
-    <w:p>
-      <w:pPr>
-        <w:pStyle w:val="ListBullet"/>
-      </w:pPr>
-      <w:r>
-        <w:t>机场短途出差</w:t>
-      </w:r>
-    </w:p>
-    <w:p>
-      <w:pPr>
-        <w:pStyle w:val="ListBullet"/>
-      </w:pPr>
-      <w:r>
-        <w:t>周末咖啡店学习</w:t>
-      </w:r>
-    </w:p>
-    <w:p>
-      <w:pPr>
-        <w:pStyle w:val="Heading2"/>
-      </w:pPr>
-      <w:r>
-        <w:t>购买场景</w:t>
-      </w:r>
-    </w:p>
-    <w:p>
-      <w:pPr>
-        <w:pStyle w:val="ListBullet"/>
-      </w:pPr>
-      <w:r>
-        <w:t>通勤装备更新</w:t>
-      </w:r>
-    </w:p>
-    <w:p>
-      <w:pPr>
-        <w:pStyle w:val="ListBullet"/>
-      </w:pPr>
-      <w:r>
-        <w:t>开学与入职用品采购</w:t>
-      </w:r>
-    </w:p>
-    <w:p>
-      <w:pPr>
-        <w:pStyle w:val="ListBullet"/>
-      </w:pPr>
-      <w:r>
-        <w:t>短途差旅背包选购</w:t>
-      </w:r>
-    </w:p>
-    <w:p>
-      <w:pPr>
-        <w:pStyle w:val="Heading2"/>
-      </w:pPr>
-      <w:r>
-        <w:t>情绪共鸣场景</w:t>
-      </w:r>
-    </w:p>
-    <w:p>
-      <w:pPr>
-        <w:pStyle w:val="ListBullet"/>
-      </w:pPr>
-      <w:r>
-        <w:t>物品井然有序的掌控感</w:t>
-      </w:r>
-    </w:p>
-    <w:p>
-      <w:pPr>
-        <w:pStyle w:val="ListBullet"/>
-      </w:pPr>
-      <w:r>
-        <w:t>双手解放后的轻松感</w:t>
-      </w:r>
-    </w:p>
-    <w:p>
-      <w:pPr>
-        <w:pStyle w:val="ListBullet"/>
-      </w:pPr>
-      <w:r>
-        <w:t>从容穿行城市的利落感</w:t>
-      </w:r>
-    </w:p>
-    <w:p>
-      <w:pPr>
-        <w:spacing w:before="320" w:after="0"/>
-        <w:shd w:val="clear" w:color="auto" w:fill="F7F8FA"/>
+        <w:pStyle w:val="ListNumber"/>
+        <w:spacing w:after="80"/>
+        <w:ind w:left="408" w:hanging="255"/>
       </w:pPr>
       <w:r>
         <w:rPr>
           <w:rFonts w:ascii="Microsoft YaHei" w:hAnsi="Microsoft YaHei" w:eastAsia="Microsoft YaHei"/>
           <w:b w:val="0"/>
-          <w:color w:val="667085"/>
-          <w:sz w:val="19"/>
+          <w:color w:val="000000"/>
+          <w:sz w:val="21"/>
         </w:rPr>
-        <w:t>填写确认：以上内容由资料提供方确认，作为本次效果类项目的信息提炼依据。</w:t>
+        <w:t>18L 主仓可容纳日常通勤所需的电脑、文件和随身物品。</w:t>
+      </w:r>
+    </w:p>
+    <w:p>
+      <w:pPr>
+        <w:pStyle w:val="ListNumber"/>
+        <w:spacing w:after="80"/>
+        <w:ind w:left="408" w:hanging="255"/>
+      </w:pPr>
+      <w:r>
+        <w:rPr>
+          <w:rFonts w:ascii="Microsoft YaHei" w:hAnsi="Microsoft YaHei" w:eastAsia="Microsoft YaHei"/>
+          <w:b w:val="0"/>
+          <w:color w:val="000000"/>
+          <w:sz w:val="21"/>
+        </w:rPr>
+        <w:t>主仓与内袋形成分区收纳，减少电脑与小物混放。</w:t>
+      </w:r>
+    </w:p>
+    <w:p>
+      <w:pPr>
+        <w:pStyle w:val="ListNumber"/>
+        <w:spacing w:after="80"/>
+        <w:ind w:left="408" w:hanging="255"/>
+      </w:pPr>
+      <w:r>
+        <w:rPr>
+          <w:rFonts w:ascii="Microsoft YaHei" w:hAnsi="Microsoft YaHei" w:eastAsia="Microsoft YaHei"/>
+          <w:b w:val="0"/>
+          <w:color w:val="000000"/>
+          <w:sz w:val="21"/>
+        </w:rPr>
+        <w:t>细密防泼水织物适应日常通勤中的轻微雨水和泼溅。</w:t>
+      </w:r>
+    </w:p>
+    <w:p>
+      <w:pPr>
+        <w:pStyle w:val="ListNumber"/>
+        <w:spacing w:after="80"/>
+        <w:ind w:left="408" w:hanging="255"/>
+      </w:pPr>
+      <w:r>
+        <w:rPr>
+          <w:rFonts w:ascii="Microsoft YaHei" w:hAnsi="Microsoft YaHei" w:eastAsia="Microsoft YaHei"/>
+          <w:b w:val="0"/>
+          <w:color w:val="000000"/>
+          <w:sz w:val="21"/>
+        </w:rPr>
+        <w:t>隐藏式涂层拉链与简洁包型保持视觉整洁。</w:t>
+      </w:r>
+    </w:p>
+    <w:p>
+      <w:pPr>
+        <w:pStyle w:val="ListNumber"/>
+        <w:spacing w:after="80"/>
+        <w:ind w:left="408" w:hanging="255"/>
+      </w:pPr>
+      <w:r>
+        <w:rPr>
+          <w:rFonts w:ascii="Microsoft YaHei" w:hAnsi="Microsoft YaHei" w:eastAsia="Microsoft YaHei"/>
+          <w:b w:val="0"/>
+          <w:color w:val="000000"/>
+          <w:sz w:val="21"/>
+        </w:rPr>
+        <w:t>低饱和蓝灰色适合日常职场和城市通勤穿搭。</w:t>
+      </w:r>
+    </w:p>
+    <w:p>
+      <w:pPr>
+        <w:pStyle w:val="ListNumber"/>
+        <w:spacing w:after="80"/>
+        <w:ind w:left="408" w:hanging="255"/>
+      </w:pPr>
+      <w:r>
+        <w:rPr>
+          <w:rFonts w:ascii="Microsoft YaHei" w:hAnsi="Microsoft YaHei" w:eastAsia="Microsoft YaHei"/>
+          <w:b w:val="0"/>
+          <w:color w:val="000000"/>
+          <w:sz w:val="21"/>
+        </w:rPr>
+        <w:t>宽幅软垫肩带可分散背包负重时的肩部压力。</w:t>
+      </w:r>
+    </w:p>
+    <w:p>
+      <w:pPr>
+        <w:pStyle w:val="ListNumber"/>
+        <w:spacing w:after="80"/>
+        <w:ind w:left="408" w:hanging="255"/>
+      </w:pPr>
+      <w:r>
+        <w:rPr>
+          <w:rFonts w:ascii="Microsoft YaHei" w:hAnsi="Microsoft YaHei" w:eastAsia="Microsoft YaHei"/>
+          <w:b w:val="0"/>
+          <w:color w:val="000000"/>
+          <w:sz w:val="21"/>
+        </w:rPr>
+        <w:t>背部透气网布适合长时间背负时使用。</w:t>
+      </w:r>
+    </w:p>
+    <w:p>
+      <w:pPr>
+        <w:pStyle w:val="ListNumber"/>
+        <w:spacing w:after="80"/>
+        <w:ind w:left="408" w:hanging="255"/>
+      </w:pPr>
+      <w:r>
+        <w:rPr>
+          <w:rFonts w:ascii="Microsoft YaHei" w:hAnsi="Microsoft YaHei" w:eastAsia="Microsoft YaHei"/>
+          <w:b w:val="0"/>
+          <w:color w:val="000000"/>
+          <w:sz w:val="21"/>
+        </w:rPr>
+        <w:t>侧面水杯袋便于在通勤途中随手取放饮水。</w:t>
+      </w:r>
+    </w:p>
+    <w:p>
+      <w:pPr>
+        <w:pStyle w:val="ListNumber"/>
+        <w:spacing w:after="80"/>
+        <w:ind w:left="408" w:hanging="255"/>
+      </w:pPr>
+      <w:r>
+        <w:rPr>
+          <w:rFonts w:ascii="Microsoft YaHei" w:hAnsi="Microsoft YaHei" w:eastAsia="Microsoft YaHei"/>
+          <w:b w:val="0"/>
+          <w:color w:val="000000"/>
+          <w:sz w:val="21"/>
+        </w:rPr>
+        <w:t>背部行李箱固定带可将背包套在拉杆上。</w:t>
+      </w:r>
+    </w:p>
+    <w:p>
+      <w:pPr>
+        <w:pStyle w:val="ListNumber"/>
+        <w:spacing w:after="80"/>
+        <w:ind w:left="408" w:hanging="255"/>
+      </w:pPr>
+      <w:r>
+        <w:rPr>
+          <w:rFonts w:ascii="Microsoft YaHei" w:hAnsi="Microsoft YaHei" w:eastAsia="Microsoft YaHei"/>
+          <w:b w:val="0"/>
+          <w:color w:val="000000"/>
+          <w:sz w:val="21"/>
+        </w:rPr>
+        <w:t>地铁和步行通勤时可以双肩背负，保持双手自由。</w:t>
+      </w:r>
+    </w:p>
+    <w:p>
+      <w:pPr>
+        <w:pStyle w:val="ListNumber"/>
+        <w:spacing w:after="80"/>
+        <w:ind w:left="408" w:hanging="255"/>
+      </w:pPr>
+      <w:r>
+        <w:rPr>
+          <w:rFonts w:ascii="Microsoft YaHei" w:hAnsi="Microsoft YaHei" w:eastAsia="Microsoft YaHei"/>
+          <w:b w:val="0"/>
+          <w:color w:val="000000"/>
+          <w:sz w:val="21"/>
+        </w:rPr>
+        <w:t>到达办公室或共享工位后，电脑和办公小物可从分区中依次取出。</w:t>
+      </w:r>
+    </w:p>
+    <w:p>
+      <w:pPr>
+        <w:pStyle w:val="ListNumber"/>
+        <w:spacing w:after="80"/>
+        <w:ind w:left="408" w:hanging="255"/>
+      </w:pPr>
+      <w:r>
+        <w:rPr>
+          <w:rFonts w:ascii="Microsoft YaHei" w:hAnsi="Microsoft YaHei" w:eastAsia="Microsoft YaHei"/>
+          <w:b w:val="0"/>
+          <w:color w:val="000000"/>
+          <w:sz w:val="21"/>
+        </w:rPr>
+        <w:t>机场和高铁短途出差时可在背负与固定到行李箱之间切换。</w:t>
+      </w:r>
+    </w:p>
+    <w:p>
+      <w:pPr>
+        <w:pStyle w:val="ListNumber"/>
+        <w:spacing w:after="80"/>
+        <w:ind w:left="408" w:hanging="255"/>
+      </w:pPr>
+      <w:r>
+        <w:rPr>
+          <w:rFonts w:ascii="Microsoft YaHei" w:hAnsi="Microsoft YaHei" w:eastAsia="Microsoft YaHei"/>
+          <w:b w:val="0"/>
+          <w:color w:val="000000"/>
+          <w:sz w:val="21"/>
+        </w:rPr>
+        <w:t>周末携带电脑到咖啡店或图书馆时，可同时收纳设备、充电器和水杯。</w:t>
+      </w:r>
+    </w:p>
+    <w:p>
+      <w:pPr>
+        <w:pStyle w:val="ListNumber"/>
+        <w:spacing w:after="80"/>
+        <w:ind w:left="408" w:hanging="255"/>
+      </w:pPr>
+      <w:r>
+        <w:rPr>
+          <w:rFonts w:ascii="Microsoft YaHei" w:hAnsi="Microsoft YaHei" w:eastAsia="Microsoft YaHei"/>
+          <w:b w:val="0"/>
+          <w:color w:val="000000"/>
+          <w:sz w:val="21"/>
+        </w:rPr>
+        <w:t>圆角长方形包体保持通勤背包的简洁利落外观。</w:t>
       </w:r>
     </w:p>
     <w:sectPr>
-      <w:footerReference w:type="default" r:id="rId9"/>
       <w:pgSz w:w="11906" w:h="16838"/>
-      <w:pgMar w:top="1020" w:right="1247" w:bottom="1020" w:left="1247" w:header="454" w:footer="454" w:gutter="0"/>
+      <w:pgMar w:top="1020" w:right="1191" w:bottom="1020" w:left="1191" w:header="720" w:footer="720" w:gutter="0"/>
       <w:cols w:space="720"/>
       <w:docGrid w:linePitch="360"/>
     </w:sectPr>
   </w:body>
 </w:document>
-</file>
-
-<file path=word/footer1.xml><?xml version="1.0" encoding="utf-8"?>
-<w:ftr xmlns:m="http://schemas.openxmlformats.org/officeDocument/2006/math" xmlns:mc="http://schemas.openxmlformats.org/markup-compatibility/2006" xmlns:mo="http://schemas.microsoft.com/office/mac/office/2008/main" xmlns:mv="urn:schemas-microsoft-com:mac:vml" xmlns:o="urn:schemas-microsoft-com:office:office" xmlns:r="http://schemas.openxmlformats.org/officeDocument/2006/relationships" xmlns:v="urn:schemas-microsoft-com:vml" xmlns:w10="urn:schemas-microsoft-com:office:word" xmlns:w14="http://schemas.microsoft.com/office/word/2010/wordml" xmlns:w="http://schemas.openxmlformats.org/wordprocessingml/2006/main" xmlns:wne="http://schemas.microsoft.com/office/word/2006/wordml" xmlns:wp14="http://schemas.microsoft.com/office/word/2010/wordprocessingDrawing" xmlns:wp="http://schemas.openxmlformats.org/drawingml/2006/wordprocessingDrawing" xmlns:wpc="http://schemas.microsoft.com/office/word/2010/wordprocessingCanvas" xmlns:wpg="http://schemas.microsoft.com/office/word/2010/wordprocessingGroup" xmlns:wpi="http://schemas.microsoft.com/office/word/2010/wordprocessingInk" xmlns:wps="http://schemas.microsoft.com/office/word/2010/wordprocessingShape" mc:Ignorable="w14 wp14">
-  <w:p>
-    <w:pPr>
-      <w:pStyle w:val="Footer"/>
-      <w:jc w:val="center"/>
-    </w:pPr>
-    <w:r>
-      <w:rPr>
-        <w:rFonts w:ascii="Microsoft YaHei" w:hAnsi="Microsoft YaHei" w:eastAsia="Microsoft YaHei"/>
-        <w:b w:val="0"/>
-        <w:color w:val="98A2B3"/>
-        <w:sz w:val="17"/>
-      </w:rPr>
-      <w:t>轻量通勤双肩包 · 产品素材制作信息</w:t>
-    </w:r>
-  </w:p>
-</w:ftr>
 </file>
 
 <file path=word/numbering.xml><?xml version="1.0" encoding="utf-8"?>
@@ -902,11 +955,10 @@
     <w:qFormat/>
     <w:rsid w:val="00FC693F"/>
     <w:pPr>
-      <w:spacing w:after="120" w:line="348" w:lineRule="auto"/>
+      <w:spacing w:after="100" w:line="283" w:lineRule="auto"/>
     </w:pPr>
     <w:rPr>
       <w:rFonts w:ascii="Microsoft YaHei" w:hAnsi="Microsoft YaHei" w:eastAsia="Microsoft YaHei"/>
-      <w:color w:val="253247"/>
       <w:sz w:val="21"/>
     </w:rPr>
   </w:style>
@@ -965,14 +1017,14 @@
     <w:pPr>
       <w:keepNext/>
       <w:keepLines/>
-      <w:spacing w:before="320" w:after="160"/>
+      <w:spacing w:before="240" w:after="100"/>
       <w:outlineLvl w:val="0"/>
     </w:pPr>
     <w:rPr>
       <w:rFonts w:asciiTheme="majorHAnsi" w:eastAsiaTheme="majorEastAsia" w:hAnsiTheme="majorHAnsi" w:cstheme="majorBidi" w:ascii="Microsoft YaHei" w:hAnsi="Microsoft YaHei" w:eastAsia="Microsoft YaHei"/>
       <w:b/>
       <w:bCs/>
-      <w:color w:val="8A351E"/>
+      <w:color w:val="000000"/>
       <w:sz w:val="30"/>
       <w:szCs w:val="28"/>
     </w:rPr>
@@ -989,15 +1041,15 @@
     <w:pPr>
       <w:keepNext/>
       <w:keepLines/>
-      <w:spacing w:before="200" w:after="60"/>
+      <w:spacing w:before="140" w:after="100"/>
       <w:outlineLvl w:val="1"/>
     </w:pPr>
     <w:rPr>
       <w:rFonts w:asciiTheme="majorHAnsi" w:eastAsiaTheme="majorEastAsia" w:hAnsiTheme="majorHAnsi" w:cstheme="majorBidi" w:ascii="Microsoft YaHei" w:hAnsi="Microsoft YaHei" w:eastAsia="Microsoft YaHei"/>
       <w:b/>
       <w:bCs/>
-      <w:color w:val="253247"/>
-      <w:sz w:val="23"/>
+      <w:color w:val="000000"/>
+      <w:sz w:val="22"/>
       <w:szCs w:val="26"/>
     </w:rPr>
   </w:style>
@@ -1254,15 +1306,16 @@
       <w:pBdr>
         <w:bottom w:val="single" w:sz="8" w:space="4" w:color="4F81BD" w:themeColor="accent1"/>
       </w:pBdr>
-      <w:spacing w:after="300" w:line="240" w:lineRule="auto"/>
+      <w:spacing w:after="100" w:line="240" w:lineRule="auto"/>
       <w:contextualSpacing/>
     </w:pPr>
     <w:rPr>
-      <w:rFonts w:asciiTheme="majorHAnsi" w:eastAsiaTheme="majorEastAsia" w:hAnsiTheme="majorHAnsi" w:cstheme="majorBidi"/>
-      <w:color w:val="17365D" w:themeColor="text2" w:themeShade="BF"/>
+      <w:rFonts w:asciiTheme="majorHAnsi" w:eastAsiaTheme="majorEastAsia" w:hAnsiTheme="majorHAnsi" w:cstheme="majorBidi" w:ascii="Microsoft YaHei" w:hAnsi="Microsoft YaHei" w:eastAsia="Microsoft YaHei"/>
+      <w:b/>
+      <w:color w:val="000000"/>
       <w:spacing w:val="5"/>
       <w:kern w:val="28"/>
-      <w:sz w:val="52"/>
+      <w:sz w:val="44"/>
       <w:szCs w:val="52"/>
     </w:rPr>
   </w:style>
@@ -1436,15 +1489,8 @@
       <w:numPr>
         <w:numId w:val="1"/>
       </w:numPr>
-      <w:spacing w:after="60" w:line="324" w:lineRule="auto"/>
-      <w:ind w:left="510" w:hanging="198"/>
       <w:contextualSpacing/>
     </w:pPr>
-    <w:rPr>
-      <w:rFonts w:ascii="Microsoft YaHei" w:hAnsi="Microsoft YaHei" w:eastAsia="Microsoft YaHei"/>
-      <w:color w:val="253247"/>
-      <w:sz w:val="21"/>
-    </w:rPr>
   </w:style>
   <w:style w:type="paragraph" w:styleId="ListBullet2">
     <w:name w:val="List Bullet 2"/>
@@ -12599,16 +12645,14 @@
       </w:tcPr>
     </w:tblStylePr>
   </w:style>
-  <w:style w:type="paragraph" w:customStyle="1" w:styleId="FieldValue">
-    <w:name w:val="Field Value"/>
-    <w:basedOn w:val="Normal"/>
-    <w:pPr>
-      <w:spacing w:after="120"/>
-      <w:ind w:left="255"/>
+  <w:style w:type="paragraph" w:customStyle="1" w:styleId="DocumentSubtitle">
+    <w:name w:val="Document Subtitle"/>
+    <w:pPr>
+      <w:spacing w:after="160"/>
     </w:pPr>
     <w:rPr>
       <w:rFonts w:ascii="Microsoft YaHei" w:hAnsi="Microsoft YaHei" w:eastAsia="Microsoft YaHei"/>
-      <w:color w:val="253247"/>
+      <w:color w:val="596375"/>
       <w:sz w:val="21"/>
     </w:rPr>
   </w:style>

--- a/素材/效果类项目素材/轻量通勤双肩包/轻量通勤双肩包资料包.docx
+++ b/素材/效果类项目素材/轻量通勤双肩包/轻量通勤双肩包资料包.docx
@@ -344,241 +344,441 @@
     <w:p>
       <w:pPr>
         <w:pStyle w:val="ListNumber"/>
-        <w:spacing w:after="80"/>
-        <w:ind w:left="408" w:hanging="255"/>
+        <w:keepNext w:val="0"/>
+        <w:keepLines w:val="0"/>
+        <w:widowControl/>
       </w:pPr>
       <w:r>
-        <w:rPr>
-          <w:rFonts w:ascii="Microsoft YaHei" w:hAnsi="Microsoft YaHei" w:eastAsia="Microsoft YaHei"/>
-          <w:b w:val="0"/>
-          <w:color w:val="000000"/>
-          <w:sz w:val="21"/>
-        </w:rPr>
-        <w:t>独立缓冲电脑层适配 15.6 英寸笔记本电脑。</w:t>
+        <w:t>独立缓冲电脑层可放入 15.6 英寸笔记本电脑</w:t>
       </w:r>
     </w:p>
     <w:p>
       <w:pPr>
         <w:pStyle w:val="ListNumber"/>
-        <w:spacing w:after="80"/>
-        <w:ind w:left="408" w:hanging="255"/>
+        <w:keepNext w:val="0"/>
+        <w:keepLines w:val="0"/>
+        <w:widowControl/>
       </w:pPr>
       <w:r>
-        <w:rPr>
-          <w:rFonts w:ascii="Microsoft YaHei" w:hAnsi="Microsoft YaHei" w:eastAsia="Microsoft YaHei"/>
-          <w:b w:val="0"/>
-          <w:color w:val="000000"/>
-          <w:sz w:val="21"/>
-        </w:rPr>
-        <w:t>18L 主仓可容纳日常通勤所需的电脑、文件和随身物品。</w:t>
+        <w:t>18L 主仓可容纳电脑、文件和日常随身物品</w:t>
       </w:r>
     </w:p>
     <w:p>
       <w:pPr>
         <w:pStyle w:val="ListNumber"/>
-        <w:spacing w:after="80"/>
-        <w:ind w:left="408" w:hanging="255"/>
+        <w:keepNext w:val="0"/>
+        <w:keepLines w:val="0"/>
+        <w:widowControl/>
       </w:pPr>
       <w:r>
-        <w:rPr>
-          <w:rFonts w:ascii="Microsoft YaHei" w:hAnsi="Microsoft YaHei" w:eastAsia="Microsoft YaHei"/>
-          <w:b w:val="0"/>
-          <w:color w:val="000000"/>
-          <w:sz w:val="21"/>
-        </w:rPr>
-        <w:t>主仓与内袋形成分区收纳，减少电脑与小物混放。</w:t>
+        <w:t>主仓与内袋形成清楚的分区收纳结构</w:t>
       </w:r>
     </w:p>
     <w:p>
       <w:pPr>
         <w:pStyle w:val="ListNumber"/>
-        <w:spacing w:after="80"/>
-        <w:ind w:left="408" w:hanging="255"/>
+        <w:keepNext w:val="0"/>
+        <w:keepLines w:val="0"/>
+        <w:widowControl/>
       </w:pPr>
       <w:r>
-        <w:rPr>
-          <w:rFonts w:ascii="Microsoft YaHei" w:hAnsi="Microsoft YaHei" w:eastAsia="Microsoft YaHei"/>
-          <w:b w:val="0"/>
-          <w:color w:val="000000"/>
-          <w:sz w:val="21"/>
-        </w:rPr>
-        <w:t>细密防泼水织物适应日常通勤中的轻微雨水和泼溅。</w:t>
+        <w:t>电脑可与充电器、鼠标和文件分开放置</w:t>
       </w:r>
     </w:p>
     <w:p>
       <w:pPr>
         <w:pStyle w:val="ListNumber"/>
-        <w:spacing w:after="80"/>
-        <w:ind w:left="408" w:hanging="255"/>
+        <w:keepNext w:val="0"/>
+        <w:keepLines w:val="0"/>
+        <w:widowControl/>
       </w:pPr>
       <w:r>
-        <w:rPr>
-          <w:rFonts w:ascii="Microsoft YaHei" w:hAnsi="Microsoft YaHei" w:eastAsia="Microsoft YaHei"/>
-          <w:b w:val="0"/>
-          <w:color w:val="000000"/>
-          <w:sz w:val="21"/>
-        </w:rPr>
-        <w:t>隐藏式涂层拉链与简洁包型保持视觉整洁。</w:t>
+        <w:t>细密防泼水织物适应通勤中的轻微雨水和泼溅</w:t>
       </w:r>
     </w:p>
     <w:p>
       <w:pPr>
         <w:pStyle w:val="ListNumber"/>
-        <w:spacing w:after="80"/>
-        <w:ind w:left="408" w:hanging="255"/>
+        <w:keepNext w:val="0"/>
+        <w:keepLines w:val="0"/>
+        <w:widowControl/>
       </w:pPr>
       <w:r>
-        <w:rPr>
-          <w:rFonts w:ascii="Microsoft YaHei" w:hAnsi="Microsoft YaHei" w:eastAsia="Microsoft YaHei"/>
-          <w:b w:val="0"/>
-          <w:color w:val="000000"/>
-          <w:sz w:val="21"/>
-        </w:rPr>
-        <w:t>低饱和蓝灰色适合日常职场和城市通勤穿搭。</w:t>
+        <w:t>水滴落在包面时可形成明显的聚珠状态</w:t>
       </w:r>
     </w:p>
     <w:p>
       <w:pPr>
         <w:pStyle w:val="ListNumber"/>
-        <w:spacing w:after="80"/>
-        <w:ind w:left="408" w:hanging="255"/>
+        <w:keepNext w:val="0"/>
+        <w:keepLines w:val="0"/>
+        <w:widowControl/>
       </w:pPr>
       <w:r>
-        <w:rPr>
-          <w:rFonts w:ascii="Microsoft YaHei" w:hAnsi="Microsoft YaHei" w:eastAsia="Microsoft YaHei"/>
-          <w:b w:val="0"/>
-          <w:color w:val="000000"/>
-          <w:sz w:val="21"/>
-        </w:rPr>
-        <w:t>宽幅软垫肩带可分散背包负重时的肩部压力。</w:t>
+        <w:t>轻微泼溅后可用布擦去包面水滴</w:t>
       </w:r>
     </w:p>
     <w:p>
       <w:pPr>
         <w:pStyle w:val="ListNumber"/>
-        <w:spacing w:after="80"/>
-        <w:ind w:left="408" w:hanging="255"/>
+        <w:keepNext w:val="0"/>
+        <w:keepLines w:val="0"/>
+        <w:widowControl/>
       </w:pPr>
       <w:r>
-        <w:rPr>
-          <w:rFonts w:ascii="Microsoft YaHei" w:hAnsi="Microsoft YaHei" w:eastAsia="Microsoft YaHei"/>
-          <w:b w:val="0"/>
-          <w:color w:val="000000"/>
-          <w:sz w:val="21"/>
-        </w:rPr>
-        <w:t>背部透气网布适合长时间背负时使用。</w:t>
+        <w:t>隐藏式涂层拉链与包体保持整洁外观</w:t>
       </w:r>
     </w:p>
     <w:p>
       <w:pPr>
         <w:pStyle w:val="ListNumber"/>
-        <w:spacing w:after="80"/>
-        <w:ind w:left="408" w:hanging="255"/>
+        <w:keepNext w:val="0"/>
+        <w:keepLines w:val="0"/>
+        <w:widowControl/>
       </w:pPr>
       <w:r>
-        <w:rPr>
-          <w:rFonts w:ascii="Microsoft YaHei" w:hAnsi="Microsoft YaHei" w:eastAsia="Microsoft YaHei"/>
-          <w:b w:val="0"/>
-          <w:color w:val="000000"/>
-          <w:sz w:val="21"/>
-        </w:rPr>
-        <w:t>侧面水杯袋便于在通勤途中随手取放饮水。</w:t>
+        <w:t>拉链闭合后可弱化外露齿链带来的杂乱感</w:t>
       </w:r>
     </w:p>
     <w:p>
       <w:pPr>
         <w:pStyle w:val="ListNumber"/>
-        <w:spacing w:after="80"/>
-        <w:ind w:left="408" w:hanging="255"/>
+        <w:keepNext w:val="0"/>
+        <w:keepLines w:val="0"/>
+        <w:widowControl/>
       </w:pPr>
       <w:r>
-        <w:rPr>
-          <w:rFonts w:ascii="Microsoft YaHei" w:hAnsi="Microsoft YaHei" w:eastAsia="Microsoft YaHei"/>
-          <w:b w:val="0"/>
-          <w:color w:val="000000"/>
-          <w:sz w:val="21"/>
-        </w:rPr>
-        <w:t>背部行李箱固定带可将背包套在拉杆上。</w:t>
+        <w:t>低饱和蓝灰色适合日常职场与城市通勤穿搭</w:t>
       </w:r>
     </w:p>
     <w:p>
       <w:pPr>
         <w:pStyle w:val="ListNumber"/>
-        <w:spacing w:after="80"/>
-        <w:ind w:left="408" w:hanging="255"/>
+        <w:keepNext w:val="0"/>
+        <w:keepLines w:val="0"/>
+        <w:widowControl/>
       </w:pPr>
       <w:r>
-        <w:rPr>
-          <w:rFonts w:ascii="Microsoft YaHei" w:hAnsi="Microsoft YaHei" w:eastAsia="Microsoft YaHei"/>
-          <w:b w:val="0"/>
-          <w:color w:val="000000"/>
-          <w:sz w:val="21"/>
-        </w:rPr>
-        <w:t>地铁和步行通勤时可以双肩背负，保持双手自由。</w:t>
+        <w:t>圆角长方形包体保持简洁利落的通勤轮廓</w:t>
       </w:r>
     </w:p>
     <w:p>
       <w:pPr>
         <w:pStyle w:val="ListNumber"/>
-        <w:spacing w:after="80"/>
-        <w:ind w:left="408" w:hanging="255"/>
+        <w:keepNext w:val="0"/>
+        <w:keepLines w:val="0"/>
+        <w:widowControl/>
       </w:pPr>
       <w:r>
-        <w:rPr>
-          <w:rFonts w:ascii="Microsoft YaHei" w:hAnsi="Microsoft YaHei" w:eastAsia="Microsoft YaHei"/>
-          <w:b w:val="0"/>
-          <w:color w:val="000000"/>
-          <w:sz w:val="21"/>
-        </w:rPr>
-        <w:t>到达办公室或共享工位后，电脑和办公小物可从分区中依次取出。</w:t>
+        <w:t>宽幅软垫肩带可分散双肩背负时的受力</w:t>
       </w:r>
     </w:p>
     <w:p>
       <w:pPr>
         <w:pStyle w:val="ListNumber"/>
-        <w:spacing w:after="80"/>
-        <w:ind w:left="408" w:hanging="255"/>
+        <w:keepNext w:val="0"/>
+        <w:keepLines w:val="0"/>
+        <w:widowControl/>
       </w:pPr>
       <w:r>
-        <w:rPr>
-          <w:rFonts w:ascii="Microsoft YaHei" w:hAnsi="Microsoft YaHei" w:eastAsia="Microsoft YaHei"/>
-          <w:b w:val="0"/>
-          <w:color w:val="000000"/>
-          <w:sz w:val="21"/>
-        </w:rPr>
-        <w:t>机场和高铁短途出差时可在背负与固定到行李箱之间切换。</w:t>
+        <w:t>按压肩带可直观看到内部软垫厚度</w:t>
       </w:r>
     </w:p>
     <w:p>
       <w:pPr>
         <w:pStyle w:val="ListNumber"/>
-        <w:spacing w:after="80"/>
-        <w:ind w:left="408" w:hanging="255"/>
+        <w:keepNext w:val="0"/>
+        <w:keepLines w:val="0"/>
+        <w:widowControl/>
       </w:pPr>
       <w:r>
-        <w:rPr>
-          <w:rFonts w:ascii="Microsoft YaHei" w:hAnsi="Microsoft YaHei" w:eastAsia="Microsoft YaHei"/>
-          <w:b w:val="0"/>
-          <w:color w:val="000000"/>
-          <w:sz w:val="21"/>
-        </w:rPr>
-        <w:t>周末携带电脑到咖啡店或图书馆时，可同时收纳设备、充电器和水杯。</w:t>
+        <w:t>背部透气网布形成清楚可见的网孔结构</w:t>
       </w:r>
     </w:p>
     <w:p>
       <w:pPr>
         <w:pStyle w:val="ListNumber"/>
-        <w:spacing w:after="80"/>
-        <w:ind w:left="408" w:hanging="255"/>
+        <w:keepNext w:val="0"/>
+        <w:keepLines w:val="0"/>
+        <w:widowControl/>
       </w:pPr>
       <w:r>
-        <w:rPr>
-          <w:rFonts w:ascii="Microsoft YaHei" w:hAnsi="Microsoft YaHei" w:eastAsia="Microsoft YaHei"/>
-          <w:b w:val="0"/>
-          <w:color w:val="000000"/>
-          <w:sz w:val="21"/>
-        </w:rPr>
-        <w:t>圆角长方形包体保持通勤背包的简洁利落外观。</w:t>
+        <w:t>背部行李箱固定带可套在拉杆箱拉杆上</w:t>
+      </w:r>
+    </w:p>
+    <w:p>
+      <w:pPr>
+        <w:pStyle w:val="ListNumber"/>
+        <w:keepNext w:val="0"/>
+        <w:keepLines w:val="0"/>
+        <w:widowControl/>
+      </w:pPr>
+      <w:r>
+        <w:t>侧面水杯袋可放入常用水杯</w:t>
+      </w:r>
+    </w:p>
+    <w:p>
+      <w:pPr>
+        <w:pStyle w:val="ListNumber"/>
+        <w:keepNext w:val="0"/>
+        <w:keepLines w:val="0"/>
+        <w:widowControl/>
+      </w:pPr>
+      <w:r>
+        <w:t>水杯可在通勤途中从侧袋单手取出</w:t>
+      </w:r>
+    </w:p>
+    <w:p>
+      <w:pPr>
+        <w:pStyle w:val="ListNumber"/>
+        <w:keepNext w:val="0"/>
+        <w:keepLines w:val="0"/>
+        <w:widowControl/>
+      </w:pPr>
+      <w:r>
+        <w:t>15.6 英寸笔记本可沿电脑层开口平稳插入</w:t>
+      </w:r>
+    </w:p>
+    <w:p>
+      <w:pPr>
+        <w:pStyle w:val="ListNumber"/>
+        <w:keepNext w:val="0"/>
+        <w:keepLines w:val="0"/>
+        <w:widowControl/>
+      </w:pPr>
+      <w:r>
+        <w:t>到达工位后可从电脑层单独抽出笔记本</w:t>
+      </w:r>
+    </w:p>
+    <w:p>
+      <w:pPr>
+        <w:pStyle w:val="ListNumber"/>
+        <w:keepNext w:val="0"/>
+        <w:keepLines w:val="0"/>
+        <w:widowControl/>
+      </w:pPr>
+      <w:r>
+        <w:t>文件夹可竖向放入主仓并保持与电脑分隔</w:t>
+      </w:r>
+    </w:p>
+    <w:p>
+      <w:pPr>
+        <w:pStyle w:val="ListNumber"/>
+        <w:keepNext w:val="0"/>
+        <w:keepLines w:val="0"/>
+        <w:widowControl/>
+      </w:pPr>
+      <w:r>
+        <w:t>充电器和数据线可放入内袋避免散落</w:t>
+      </w:r>
+    </w:p>
+    <w:p>
+      <w:pPr>
+        <w:pStyle w:val="ListNumber"/>
+        <w:keepNext w:val="0"/>
+        <w:keepLines w:val="0"/>
+        <w:widowControl/>
+      </w:pPr>
+      <w:r>
+        <w:t>钥匙、耳机等小物可集中放入独立内袋</w:t>
+      </w:r>
+    </w:p>
+    <w:p>
+      <w:pPr>
+        <w:pStyle w:val="ListNumber"/>
+        <w:keepNext w:val="0"/>
+        <w:keepLines w:val="0"/>
+        <w:widowControl/>
+      </w:pPr>
+      <w:r>
+        <w:t>装入物品后仍可将主拉链顺畅闭合</w:t>
+      </w:r>
+    </w:p>
+    <w:p>
+      <w:pPr>
+        <w:pStyle w:val="ListNumber"/>
+        <w:keepNext w:val="0"/>
+        <w:keepLines w:val="0"/>
+        <w:widowControl/>
+      </w:pPr>
+      <w:r>
+        <w:t>打开主仓可俯视看到电脑、文件和小物的分区</w:t>
+      </w:r>
+    </w:p>
+    <w:p>
+      <w:pPr>
+        <w:pStyle w:val="ListNumber"/>
+        <w:keepNext w:val="0"/>
+        <w:keepLines w:val="0"/>
+        <w:widowControl/>
+      </w:pPr>
+      <w:r>
+        <w:t>18L 容量可通过一次铺开日常通勤物品进行展示</w:t>
+      </w:r>
+    </w:p>
+    <w:p>
+      <w:pPr>
+        <w:pStyle w:val="ListNumber"/>
+        <w:keepNext w:val="0"/>
+        <w:keepLines w:val="0"/>
+        <w:widowControl/>
+      </w:pPr>
+      <w:r>
+        <w:t>双肩背负可让步行通勤时保持双手自由</w:t>
+      </w:r>
+    </w:p>
+    <w:p>
+      <w:pPr>
+        <w:pStyle w:val="ListNumber"/>
+        <w:keepNext w:val="0"/>
+        <w:keepLines w:val="0"/>
+        <w:widowControl/>
+      </w:pPr>
+      <w:r>
+        <w:t>地铁通勤时可把背包从双肩转到胸前看护</w:t>
+      </w:r>
+    </w:p>
+    <w:p>
+      <w:pPr>
+        <w:pStyle w:val="ListNumber"/>
+        <w:keepNext w:val="0"/>
+        <w:keepLines w:val="0"/>
+        <w:widowControl/>
+      </w:pPr>
+      <w:r>
+        <w:t>到达办公室后可将背包直立放在工位旁</w:t>
+      </w:r>
+    </w:p>
+    <w:p>
+      <w:pPr>
+        <w:pStyle w:val="ListNumber"/>
+        <w:keepNext w:val="0"/>
+        <w:keepLines w:val="0"/>
+        <w:widowControl/>
+      </w:pPr>
+      <w:r>
+        <w:t>共享工位可按电脑、充电器和文件的顺序完成取用</w:t>
+      </w:r>
+    </w:p>
+    <w:p>
+      <w:pPr>
+        <w:pStyle w:val="ListNumber"/>
+        <w:keepNext w:val="0"/>
+        <w:keepLines w:val="0"/>
+        <w:widowControl/>
+      </w:pPr>
+      <w:r>
+        <w:t>咖啡店办公时可同时带上电脑、充电器和水杯</w:t>
+      </w:r>
+    </w:p>
+    <w:p>
+      <w:pPr>
+        <w:pStyle w:val="ListNumber"/>
+        <w:keepNext w:val="0"/>
+        <w:keepLines w:val="0"/>
+        <w:widowControl/>
+      </w:pPr>
+      <w:r>
+        <w:t>机场步行时可将背包套在拉杆箱上一起移动</w:t>
+      </w:r>
+    </w:p>
+    <w:p>
+      <w:pPr>
+        <w:pStyle w:val="ListNumber"/>
+        <w:keepNext w:val="0"/>
+        <w:keepLines w:val="0"/>
+        <w:widowControl/>
+      </w:pPr>
+      <w:r>
+        <w:t>高铁候车时可在背负与行李箱固定之间快速切换</w:t>
+      </w:r>
+    </w:p>
+    <w:p>
+      <w:pPr>
+        <w:pStyle w:val="ListNumber"/>
+        <w:keepNext w:val="0"/>
+        <w:keepLines w:val="0"/>
+        <w:widowControl/>
+      </w:pPr>
+      <w:r>
+        <w:t>短途出差可在主仓中同时放入办公用品和轻量衣物</w:t>
+      </w:r>
+    </w:p>
+    <w:p>
+      <w:pPr>
+        <w:pStyle w:val="ListNumber"/>
+        <w:keepNext w:val="0"/>
+        <w:keepLines w:val="0"/>
+        <w:widowControl/>
+      </w:pPr>
+      <w:r>
+        <w:t>周末去图书馆时可收纳电脑、书本和饮水</w:t>
+      </w:r>
+    </w:p>
+    <w:p>
+      <w:pPr>
+        <w:pStyle w:val="ListNumber"/>
+        <w:keepNext w:val="0"/>
+        <w:keepLines w:val="0"/>
+        <w:widowControl/>
+      </w:pPr>
+      <w:r>
+        <w:t>正面视角可完整展示蓝灰色圆角包型</w:t>
+      </w:r>
+    </w:p>
+    <w:p>
+      <w:pPr>
+        <w:pStyle w:val="ListNumber"/>
+        <w:keepNext w:val="0"/>
+        <w:keepLines w:val="0"/>
+        <w:widowControl/>
+      </w:pPr>
+      <w:r>
+        <w:t>侧面视角可展示包体厚度与水杯袋位置</w:t>
+      </w:r>
+    </w:p>
+    <w:p>
+      <w:pPr>
+        <w:pStyle w:val="ListNumber"/>
+        <w:keepNext w:val="0"/>
+        <w:keepLines w:val="0"/>
+        <w:widowControl/>
+      </w:pPr>
+      <w:r>
+        <w:t>背面视角可同时展示宽肩带、透气网布和固定带</w:t>
+      </w:r>
+    </w:p>
+    <w:p>
+      <w:pPr>
+        <w:pStyle w:val="ListNumber"/>
+        <w:keepNext w:val="0"/>
+        <w:keepLines w:val="0"/>
+        <w:widowControl/>
+      </w:pPr>
+      <w:r>
+        <w:t>拉链近景可呈现涂层表面与隐藏式结构</w:t>
+      </w:r>
+    </w:p>
+    <w:p>
+      <w:pPr>
+        <w:pStyle w:val="ListNumber"/>
+        <w:keepNext w:val="0"/>
+        <w:keepLines w:val="0"/>
+        <w:widowControl/>
+      </w:pPr>
+      <w:r>
+        <w:t>织物微距可呈现细密纹理与水滴附着状态</w:t>
+      </w:r>
+    </w:p>
+    <w:p>
+      <w:pPr>
+        <w:pStyle w:val="ListNumber"/>
+        <w:keepNext w:val="0"/>
+        <w:keepLines w:val="0"/>
+        <w:widowControl/>
+      </w:pPr>
+      <w:r>
+        <w:t>从装包、背负到抵达工位取电脑可形成完整通勤流程</w:t>
       </w:r>
     </w:p>
     <w:sectPr>
@@ -1303,9 +1503,6 @@
     <w:qFormat/>
     <w:rsid w:val="00FC693F"/>
     <w:pPr>
-      <w:pBdr>
-        <w:bottom w:val="single" w:sz="8" w:space="4" w:color="4F81BD" w:themeColor="accent1"/>
-      </w:pBdr>
       <w:spacing w:after="100" w:line="240" w:lineRule="auto"/>
       <w:contextualSpacing/>
     </w:pPr>
